--- a/Task 1.docx
+++ b/Task 1.docx
@@ -450,29 +450,41 @@
     <w:p>
       <w:pPr>
         <w:rPr>
-          <w:b/>
-          <w:bCs/>
-        </w:rPr>
-      </w:pPr>
-      <w:r>
-        <w:rPr>
-          <w:b/>
-          <w:bCs/>
-        </w:rPr>
-        <w:lastRenderedPageBreak/>
-        <w:t>Notebook / Code:</w:t>
-      </w:r>
-      <w:r>
-        <w:t xml:space="preserve"> </w:t>
-      </w:r>
-      <w:r>
-        <w:rPr>
           <w:i/>
           <w:iCs/>
           <w:color w:val="002060"/>
           <w:u w:val="single"/>
         </w:rPr>
-        <w:t>https://www.kaggle.com/code/chanchalkarnawat/task1</w:t>
+      </w:pPr>
+      <w:r>
+        <w:rPr>
+          <w:b/>
+          <w:bCs/>
+        </w:rPr>
+        <w:lastRenderedPageBreak/>
+        <w:t>Notebook / Code:</w:t>
+      </w:r>
+      <w:r>
+        <w:t xml:space="preserve"> </w:t>
+      </w:r>
+      <w:hyperlink r:id="rId5" w:history="1">
+        <w:r>
+          <w:rPr>
+            <w:rStyle w:val="Hyperlink"/>
+            <w:i/>
+            <w:iCs/>
+          </w:rPr>
+          <w:t>https://www.kaggle.com/code/chanchalkarnawat/task</w:t>
+        </w:r>
+      </w:hyperlink>
+      <w:r>
+        <w:rPr>
+          <w:i/>
+          <w:iCs/>
+          <w:color w:val="002060"/>
+          <w:u w:val="single"/>
+        </w:rPr>
+        <w:t>1</w:t>
       </w:r>
       <w:r>
         <w:br/>
@@ -509,7 +521,7 @@
                     <pic:cNvPicPr/>
                   </pic:nvPicPr>
                   <pic:blipFill>
-                    <a:blip r:embed="rId5" cstate="print">
+                    <a:blip r:embed="rId6" cstate="print">
                       <a:extLst>
                         <a:ext uri="{28A0092B-C50C-407E-A947-70E740481C1C}">
                           <a14:useLocalDpi xmlns:a14="http://schemas.microsoft.com/office/drawing/2010/main" val="0"/>
@@ -560,7 +572,7 @@
                     <pic:cNvPicPr/>
                   </pic:nvPicPr>
                   <pic:blipFill>
-                    <a:blip r:embed="rId6" cstate="print">
+                    <a:blip r:embed="rId7" cstate="print">
                       <a:extLst>
                         <a:ext uri="{28A0092B-C50C-407E-A947-70E740481C1C}">
                           <a14:useLocalDpi xmlns:a14="http://schemas.microsoft.com/office/drawing/2010/main" val="0"/>
@@ -611,7 +623,7 @@
                     <pic:cNvPicPr/>
                   </pic:nvPicPr>
                   <pic:blipFill>
-                    <a:blip r:embed="rId7" cstate="print">
+                    <a:blip r:embed="rId8" cstate="print">
                       <a:extLst>
                         <a:ext uri="{28A0092B-C50C-407E-A947-70E740481C1C}">
                           <a14:useLocalDpi xmlns:a14="http://schemas.microsoft.com/office/drawing/2010/main" val="0"/>
@@ -662,7 +674,7 @@
                     <pic:cNvPicPr/>
                   </pic:nvPicPr>
                   <pic:blipFill>
-                    <a:blip r:embed="rId8" cstate="print">
+                    <a:blip r:embed="rId9" cstate="print">
                       <a:extLst>
                         <a:ext uri="{28A0092B-C50C-407E-A947-70E740481C1C}">
                           <a14:useLocalDpi xmlns:a14="http://schemas.microsoft.com/office/drawing/2010/main" val="0"/>
@@ -1779,6 +1791,7 @@
   <w:style w:type="character" w:default="1" w:styleId="DefaultParagraphFont">
     <w:name w:val="Default Paragraph Font"/>
     <w:uiPriority w:val="1"/>
+    <w:semiHidden/>
     <w:unhideWhenUsed/>
   </w:style>
   <w:style w:type="table" w:default="1" w:styleId="TableNormal">
@@ -2090,6 +2103,29 @@
       <w:smallCaps/>
       <w:color w:val="2F5496" w:themeColor="accent1" w:themeShade="BF"/>
       <w:spacing w:val="5"/>
+    </w:rPr>
+  </w:style>
+  <w:style w:type="character" w:styleId="Hyperlink">
+    <w:name w:val="Hyperlink"/>
+    <w:basedOn w:val="DefaultParagraphFont"/>
+    <w:uiPriority w:val="99"/>
+    <w:unhideWhenUsed/>
+    <w:rsid w:val="004544F8"/>
+    <w:rPr>
+      <w:color w:val="0563C1" w:themeColor="hyperlink"/>
+      <w:u w:val="single"/>
+    </w:rPr>
+  </w:style>
+  <w:style w:type="character" w:styleId="UnresolvedMention">
+    <w:name w:val="Unresolved Mention"/>
+    <w:basedOn w:val="DefaultParagraphFont"/>
+    <w:uiPriority w:val="99"/>
+    <w:semiHidden/>
+    <w:unhideWhenUsed/>
+    <w:rsid w:val="004544F8"/>
+    <w:rPr>
+      <w:color w:val="605E5C"/>
+      <w:shd w:val="clear" w:color="auto" w:fill="E1DFDD"/>
     </w:rPr>
   </w:style>
 </w:styles>
